--- a/Rapports_mensuels/Mois2026_06/ipc_note_99_ar_2026_06.docx
+++ b/Rapports_mensuels/Mois2026_06/ipc_note_99_ar_2026_06.docx
@@ -84,22 +84,6 @@
           <w:bCs/>
         </w:rPr>
         <w:t xml:space="preserve">الخبز والحبوب</w:t>
-      </w:r>
-      <w:r>
-        <w:t xml:space="preserve"> </w:t>
-      </w:r>
-      <w:r>
-        <w:t xml:space="preserve">،</w:t>
-      </w:r>
-      <w:r>
-        <w:t xml:space="preserve"> </w:t>
-      </w:r>
-      <w:r>
-        <w:rPr>
-          <w:b/>
-          <w:bCs/>
-        </w:rPr>
-        <w:t xml:space="preserve">خدمات تقديم الطعام</w:t>
       </w:r>
       <w:r>
         <w:t xml:space="preserve"> </w:t>
@@ -268,22 +252,6 @@
           <w:bCs/>
         </w:rPr>
         <w:t xml:space="preserve">الخبز والحبوب</w:t>
-      </w:r>
-      <w:r>
-        <w:t xml:space="preserve"> </w:t>
-      </w:r>
-      <w:r>
-        <w:t xml:space="preserve">و</w:t>
-      </w:r>
-      <w:r>
-        <w:t xml:space="preserve"> </w:t>
-      </w:r>
-      <w:r>
-        <w:rPr>
-          <w:b/>
-          <w:bCs/>
-        </w:rPr>
-        <w:t xml:space="preserve">خدمات تقديم الطعام</w:t>
       </w:r>
       <w:r>
         <w:t xml:space="preserve">ب0,5% ‏. وعلى الرغم من الارتفاعات المسجلة في أثمان المواد</w:t>

--- a/Rapports_mensuels/Mois2026_06/ipc_note_99_ar_2026_06.docx
+++ b/Rapports_mensuels/Mois2026_06/ipc_note_99_ar_2026_06.docx
@@ -373,7 +373,10 @@
         <w:t xml:space="preserve">المياه المعدنية، والمشروبات الغازية، وعصائر الفاكهة والخضراوات (بدون تاريخ)</w:t>
       </w:r>
       <w:r>
-        <w:t xml:space="preserve">ب0,0% ‏ فإن ذلك لم يؤثر على التطور</w:t>
+        <w:t xml:space="preserve"> </w:t>
+      </w:r>
+      <w:r>
+        <w:t xml:space="preserve">فإن ذلك لم يؤثر على التطور</w:t>
       </w:r>
       <w:r>
         <w:t xml:space="preserve"> </w:t>
